--- a/docs/common_code/08_themes/08_themes.docx
+++ b/docs/common_code/08_themes/08_themes.docx
@@ -7,7 +7,7 @@
         <w:pStyle w:val="Title"/>
       </w:pPr>
       <w:r>
-        <w:t xml:space="preserve">Common Code 07 — Custom ggplot2 Themes</w:t>
+        <w:t xml:space="preserve">Common Code 08 — Custom ggplot2 Themes</w:t>
       </w:r>
     </w:p>
     <w:p>
@@ -31,7 +31,7 @@
         <w:pStyle w:val="Date"/>
       </w:pPr>
       <w:r>
-        <w:t xml:space="preserve">2026-06-26</w:t>
+        <w:t xml:space="preserve">2026-06-27</w:t>
       </w:r>
     </w:p>
     <w:bookmarkStart w:id="11" w:name="custom-themes-in-ggplot2"/>

--- a/docs/common_code/08_themes/08_themes.docx
+++ b/docs/common_code/08_themes/08_themes.docx
@@ -31,7 +31,7 @@
         <w:pStyle w:val="Date"/>
       </w:pPr>
       <w:r>
-        <w:t xml:space="preserve">2026-06-28</w:t>
+        <w:t xml:space="preserve">2026-06-30</w:t>
       </w:r>
     </w:p>
     <w:bookmarkStart w:id="11" w:name="custom-themes-in-ggplot2"/>
